--- a/Mega_2560/SoutheastCon_Arduino_03_Two_Analog_Inputs_Serial_Plotter.docx
+++ b/Mega_2560/SoutheastCon_Arduino_03_Two_Analog_Inputs_Serial_Plotter.docx
@@ -56,7 +56,6 @@
         </w:rPr>
         <w:t xml:space="preserve"> </w:t>
       </w:r>
-      <w:proofErr w:type="spellStart"/>
       <w:r>
         <w:rPr>
           <w:i/>
@@ -71,7 +70,6 @@
         </w:rPr>
         <w:t>_Input_Serial_Output</w:t>
       </w:r>
-      <w:proofErr w:type="spellEnd"/>
       <w:r>
         <w:t xml:space="preserve"> to read two analog </w:t>
       </w:r>
@@ -258,7 +256,6 @@
         </w:rPr>
         <w:t xml:space="preserve"> </w:t>
       </w:r>
-      <w:proofErr w:type="spellStart"/>
       <w:r>
         <w:rPr>
           <w:i/>
@@ -266,7 +263,6 @@
         </w:rPr>
         <w:t>Analog_Input_Serial_Output</w:t>
       </w:r>
-      <w:proofErr w:type="spellEnd"/>
       <w:r>
         <w:t>.</w:t>
       </w:r>
@@ -551,25 +547,7 @@
                                 <w:sz w:val="19"/>
                                 <w:szCs w:val="19"/>
                               </w:rPr>
-                              <w:t xml:space="preserve">const int </w:t>
-                            </w:r>
-                            <w:proofErr w:type="spellStart"/>
-                            <w:r>
-                              <w:rPr>
-                                <w:rFonts w:ascii="Consolas" w:eastAsia="Consolas" w:hAnsi="Consolas" w:cs="Consolas"/>
-                                <w:sz w:val="19"/>
-                                <w:szCs w:val="19"/>
-                              </w:rPr>
-                              <w:t>photoPin</w:t>
-                            </w:r>
-                            <w:proofErr w:type="spellEnd"/>
-                            <w:r>
-                              <w:rPr>
-                                <w:rFonts w:ascii="Consolas" w:eastAsia="Consolas" w:hAnsi="Consolas" w:cs="Consolas"/>
-                                <w:sz w:val="19"/>
-                                <w:szCs w:val="19"/>
-                              </w:rPr>
-                              <w:t xml:space="preserve"> = A0;</w:t>
+                              <w:t>const int photoPin = A0;</w:t>
                             </w:r>
                           </w:p>
                           <w:p>
@@ -587,25 +565,7 @@
                                 <w:sz w:val="19"/>
                                 <w:szCs w:val="19"/>
                               </w:rPr>
-                              <w:t xml:space="preserve">const int </w:t>
-                            </w:r>
-                            <w:proofErr w:type="spellStart"/>
-                            <w:r>
-                              <w:rPr>
-                                <w:rFonts w:ascii="Consolas" w:eastAsia="Consolas" w:hAnsi="Consolas" w:cs="Consolas"/>
-                                <w:sz w:val="19"/>
-                                <w:szCs w:val="19"/>
-                              </w:rPr>
-                              <w:t>irPin</w:t>
-                            </w:r>
-                            <w:proofErr w:type="spellEnd"/>
-                            <w:r>
-                              <w:rPr>
-                                <w:rFonts w:ascii="Consolas" w:eastAsia="Consolas" w:hAnsi="Consolas" w:cs="Consolas"/>
-                                <w:sz w:val="19"/>
-                                <w:szCs w:val="19"/>
-                              </w:rPr>
-                              <w:t xml:space="preserve"> = A1;</w:t>
+                              <w:t>const int irPin = A1;</w:t>
                             </w:r>
                           </w:p>
                           <w:p>
@@ -633,25 +593,7 @@
                                 <w:sz w:val="19"/>
                                 <w:szCs w:val="19"/>
                               </w:rPr>
-                              <w:t xml:space="preserve">void </w:t>
-                            </w:r>
-                            <w:proofErr w:type="gramStart"/>
-                            <w:r>
-                              <w:rPr>
-                                <w:rFonts w:ascii="Consolas" w:eastAsia="Consolas" w:hAnsi="Consolas" w:cs="Consolas"/>
-                                <w:sz w:val="19"/>
-                                <w:szCs w:val="19"/>
-                              </w:rPr>
-                              <w:t>setup(</w:t>
-                            </w:r>
-                            <w:proofErr w:type="gramEnd"/>
-                            <w:r>
-                              <w:rPr>
-                                <w:rFonts w:ascii="Consolas" w:eastAsia="Consolas" w:hAnsi="Consolas" w:cs="Consolas"/>
-                                <w:sz w:val="19"/>
-                                <w:szCs w:val="19"/>
-                              </w:rPr>
-                              <w:t>)</w:t>
+                              <w:t>void setup()</w:t>
                             </w:r>
                           </w:p>
                           <w:p>
@@ -687,25 +629,7 @@
                                 <w:sz w:val="19"/>
                                 <w:szCs w:val="19"/>
                               </w:rPr>
-                              <w:t xml:space="preserve">  </w:t>
-                            </w:r>
-                            <w:proofErr w:type="spellStart"/>
-                            <w:r>
-                              <w:rPr>
-                                <w:rFonts w:ascii="Consolas" w:eastAsia="Consolas" w:hAnsi="Consolas" w:cs="Consolas"/>
-                                <w:sz w:val="19"/>
-                                <w:szCs w:val="19"/>
-                              </w:rPr>
-                              <w:t>Serial.begin</w:t>
-                            </w:r>
-                            <w:proofErr w:type="spellEnd"/>
-                            <w:r>
-                              <w:rPr>
-                                <w:rFonts w:ascii="Consolas" w:eastAsia="Consolas" w:hAnsi="Consolas" w:cs="Consolas"/>
-                                <w:sz w:val="19"/>
-                                <w:szCs w:val="19"/>
-                              </w:rPr>
-                              <w:t>(9600);</w:t>
+                              <w:t xml:space="preserve">  Serial.begin(9600);</w:t>
                             </w:r>
                           </w:p>
                           <w:p>
@@ -751,25 +675,7 @@
                                 <w:sz w:val="19"/>
                                 <w:szCs w:val="19"/>
                               </w:rPr>
-                              <w:t xml:space="preserve">void </w:t>
-                            </w:r>
-                            <w:proofErr w:type="gramStart"/>
-                            <w:r>
-                              <w:rPr>
-                                <w:rFonts w:ascii="Consolas" w:eastAsia="Consolas" w:hAnsi="Consolas" w:cs="Consolas"/>
-                                <w:sz w:val="19"/>
-                                <w:szCs w:val="19"/>
-                              </w:rPr>
-                              <w:t>loop(</w:t>
-                            </w:r>
-                            <w:proofErr w:type="gramEnd"/>
-                            <w:r>
-                              <w:rPr>
-                                <w:rFonts w:ascii="Consolas" w:eastAsia="Consolas" w:hAnsi="Consolas" w:cs="Consolas"/>
-                                <w:sz w:val="19"/>
-                                <w:szCs w:val="19"/>
-                              </w:rPr>
-                              <w:t>)</w:t>
+                              <w:t>void loop()</w:t>
                             </w:r>
                           </w:p>
                           <w:p>
@@ -805,61 +711,7 @@
                                 <w:sz w:val="19"/>
                                 <w:szCs w:val="19"/>
                               </w:rPr>
-                              <w:t xml:space="preserve">  int </w:t>
-                            </w:r>
-                            <w:proofErr w:type="spellStart"/>
-                            <w:r>
-                              <w:rPr>
-                                <w:rFonts w:ascii="Consolas" w:eastAsia="Consolas" w:hAnsi="Consolas" w:cs="Consolas"/>
-                                <w:sz w:val="19"/>
-                                <w:szCs w:val="19"/>
-                              </w:rPr>
-                              <w:t>photoADC</w:t>
-                            </w:r>
-                            <w:proofErr w:type="spellEnd"/>
-                            <w:r>
-                              <w:rPr>
-                                <w:rFonts w:ascii="Consolas" w:eastAsia="Consolas" w:hAnsi="Consolas" w:cs="Consolas"/>
-                                <w:sz w:val="19"/>
-                                <w:szCs w:val="19"/>
-                              </w:rPr>
-                              <w:t xml:space="preserve"> = </w:t>
-                            </w:r>
-                            <w:proofErr w:type="spellStart"/>
-                            <w:r>
-                              <w:rPr>
-                                <w:rFonts w:ascii="Consolas" w:eastAsia="Consolas" w:hAnsi="Consolas" w:cs="Consolas"/>
-                                <w:sz w:val="19"/>
-                                <w:szCs w:val="19"/>
-                              </w:rPr>
-                              <w:t>analogRead</w:t>
-                            </w:r>
-                            <w:proofErr w:type="spellEnd"/>
-                            <w:r>
-                              <w:rPr>
-                                <w:rFonts w:ascii="Consolas" w:eastAsia="Consolas" w:hAnsi="Consolas" w:cs="Consolas"/>
-                                <w:sz w:val="19"/>
-                                <w:szCs w:val="19"/>
-                              </w:rPr>
-                              <w:t>(</w:t>
-                            </w:r>
-                            <w:proofErr w:type="spellStart"/>
-                            <w:r>
-                              <w:rPr>
-                                <w:rFonts w:ascii="Consolas" w:eastAsia="Consolas" w:hAnsi="Consolas" w:cs="Consolas"/>
-                                <w:sz w:val="19"/>
-                                <w:szCs w:val="19"/>
-                              </w:rPr>
-                              <w:t>photoPin</w:t>
-                            </w:r>
-                            <w:proofErr w:type="spellEnd"/>
-                            <w:r>
-                              <w:rPr>
-                                <w:rFonts w:ascii="Consolas" w:eastAsia="Consolas" w:hAnsi="Consolas" w:cs="Consolas"/>
-                                <w:sz w:val="19"/>
-                                <w:szCs w:val="19"/>
-                              </w:rPr>
-                              <w:t>);</w:t>
+                              <w:t xml:space="preserve">  int photoADC = analogRead(photoPin);</w:t>
                             </w:r>
                           </w:p>
                           <w:p>
@@ -877,61 +729,7 @@
                                 <w:sz w:val="19"/>
                                 <w:szCs w:val="19"/>
                               </w:rPr>
-                              <w:t xml:space="preserve">  int </w:t>
-                            </w:r>
-                            <w:proofErr w:type="spellStart"/>
-                            <w:r>
-                              <w:rPr>
-                                <w:rFonts w:ascii="Consolas" w:eastAsia="Consolas" w:hAnsi="Consolas" w:cs="Consolas"/>
-                                <w:sz w:val="19"/>
-                                <w:szCs w:val="19"/>
-                              </w:rPr>
-                              <w:t>irADC</w:t>
-                            </w:r>
-                            <w:proofErr w:type="spellEnd"/>
-                            <w:r>
-                              <w:rPr>
-                                <w:rFonts w:ascii="Consolas" w:eastAsia="Consolas" w:hAnsi="Consolas" w:cs="Consolas"/>
-                                <w:sz w:val="19"/>
-                                <w:szCs w:val="19"/>
-                              </w:rPr>
-                              <w:t xml:space="preserve"> = </w:t>
-                            </w:r>
-                            <w:proofErr w:type="spellStart"/>
-                            <w:r>
-                              <w:rPr>
-                                <w:rFonts w:ascii="Consolas" w:eastAsia="Consolas" w:hAnsi="Consolas" w:cs="Consolas"/>
-                                <w:sz w:val="19"/>
-                                <w:szCs w:val="19"/>
-                              </w:rPr>
-                              <w:t>analogRead</w:t>
-                            </w:r>
-                            <w:proofErr w:type="spellEnd"/>
-                            <w:r>
-                              <w:rPr>
-                                <w:rFonts w:ascii="Consolas" w:eastAsia="Consolas" w:hAnsi="Consolas" w:cs="Consolas"/>
-                                <w:sz w:val="19"/>
-                                <w:szCs w:val="19"/>
-                              </w:rPr>
-                              <w:t>(</w:t>
-                            </w:r>
-                            <w:proofErr w:type="spellStart"/>
-                            <w:r>
-                              <w:rPr>
-                                <w:rFonts w:ascii="Consolas" w:eastAsia="Consolas" w:hAnsi="Consolas" w:cs="Consolas"/>
-                                <w:sz w:val="19"/>
-                                <w:szCs w:val="19"/>
-                              </w:rPr>
-                              <w:t>irPin</w:t>
-                            </w:r>
-                            <w:proofErr w:type="spellEnd"/>
-                            <w:r>
-                              <w:rPr>
-                                <w:rFonts w:ascii="Consolas" w:eastAsia="Consolas" w:hAnsi="Consolas" w:cs="Consolas"/>
-                                <w:sz w:val="19"/>
-                                <w:szCs w:val="19"/>
-                              </w:rPr>
-                              <w:t>);</w:t>
+                              <w:t xml:space="preserve">  int irADC = analogRead(irPin);</w:t>
                             </w:r>
                           </w:p>
                           <w:p>
@@ -959,43 +757,7 @@
                                 <w:sz w:val="19"/>
                                 <w:szCs w:val="19"/>
                               </w:rPr>
-                              <w:t xml:space="preserve">  float </w:t>
-                            </w:r>
-                            <w:proofErr w:type="spellStart"/>
-                            <w:r>
-                              <w:rPr>
-                                <w:rFonts w:ascii="Consolas" w:eastAsia="Consolas" w:hAnsi="Consolas" w:cs="Consolas"/>
-                                <w:sz w:val="19"/>
-                                <w:szCs w:val="19"/>
-                              </w:rPr>
-                              <w:t>photoVoltage</w:t>
-                            </w:r>
-                            <w:proofErr w:type="spellEnd"/>
-                            <w:r>
-                              <w:rPr>
-                                <w:rFonts w:ascii="Consolas" w:eastAsia="Consolas" w:hAnsi="Consolas" w:cs="Consolas"/>
-                                <w:sz w:val="19"/>
-                                <w:szCs w:val="19"/>
-                              </w:rPr>
-                              <w:t xml:space="preserve"> = </w:t>
-                            </w:r>
-                            <w:proofErr w:type="spellStart"/>
-                            <w:r>
-                              <w:rPr>
-                                <w:rFonts w:ascii="Consolas" w:eastAsia="Consolas" w:hAnsi="Consolas" w:cs="Consolas"/>
-                                <w:sz w:val="19"/>
-                                <w:szCs w:val="19"/>
-                              </w:rPr>
-                              <w:t>photoADC</w:t>
-                            </w:r>
-                            <w:proofErr w:type="spellEnd"/>
-                            <w:r>
-                              <w:rPr>
-                                <w:rFonts w:ascii="Consolas" w:eastAsia="Consolas" w:hAnsi="Consolas" w:cs="Consolas"/>
-                                <w:sz w:val="19"/>
-                                <w:szCs w:val="19"/>
-                              </w:rPr>
-                              <w:t xml:space="preserve"> * 5.0 / 1023.0;</w:t>
+                              <w:t xml:space="preserve">  float photoVoltage = photoADC * 5.0 / 1023.0;</w:t>
                             </w:r>
                           </w:p>
                           <w:p>
@@ -1013,43 +775,7 @@
                                 <w:sz w:val="19"/>
                                 <w:szCs w:val="19"/>
                               </w:rPr>
-                              <w:t xml:space="preserve">  float </w:t>
-                            </w:r>
-                            <w:proofErr w:type="spellStart"/>
-                            <w:r>
-                              <w:rPr>
-                                <w:rFonts w:ascii="Consolas" w:eastAsia="Consolas" w:hAnsi="Consolas" w:cs="Consolas"/>
-                                <w:sz w:val="19"/>
-                                <w:szCs w:val="19"/>
-                              </w:rPr>
-                              <w:t>irVoltage</w:t>
-                            </w:r>
-                            <w:proofErr w:type="spellEnd"/>
-                            <w:r>
-                              <w:rPr>
-                                <w:rFonts w:ascii="Consolas" w:eastAsia="Consolas" w:hAnsi="Consolas" w:cs="Consolas"/>
-                                <w:sz w:val="19"/>
-                                <w:szCs w:val="19"/>
-                              </w:rPr>
-                              <w:t xml:space="preserve"> = </w:t>
-                            </w:r>
-                            <w:proofErr w:type="spellStart"/>
-                            <w:r>
-                              <w:rPr>
-                                <w:rFonts w:ascii="Consolas" w:eastAsia="Consolas" w:hAnsi="Consolas" w:cs="Consolas"/>
-                                <w:sz w:val="19"/>
-                                <w:szCs w:val="19"/>
-                              </w:rPr>
-                              <w:t>irADC</w:t>
-                            </w:r>
-                            <w:proofErr w:type="spellEnd"/>
-                            <w:r>
-                              <w:rPr>
-                                <w:rFonts w:ascii="Consolas" w:eastAsia="Consolas" w:hAnsi="Consolas" w:cs="Consolas"/>
-                                <w:sz w:val="19"/>
-                                <w:szCs w:val="19"/>
-                              </w:rPr>
-                              <w:t xml:space="preserve"> * 5.0 / 1023.0;</w:t>
+                              <w:t xml:space="preserve">  float irVoltage = irADC * 5.0 / 1023.0;</w:t>
                             </w:r>
                           </w:p>
                           <w:p>
@@ -1077,25 +803,7 @@
                                 <w:sz w:val="19"/>
                                 <w:szCs w:val="19"/>
                               </w:rPr>
-                              <w:t xml:space="preserve">  </w:t>
-                            </w:r>
-                            <w:proofErr w:type="spellStart"/>
-                            <w:r>
-                              <w:rPr>
-                                <w:rFonts w:ascii="Consolas" w:eastAsia="Consolas" w:hAnsi="Consolas" w:cs="Consolas"/>
-                                <w:sz w:val="19"/>
-                                <w:szCs w:val="19"/>
-                              </w:rPr>
-                              <w:t>Serial.print</w:t>
-                            </w:r>
-                            <w:proofErr w:type="spellEnd"/>
-                            <w:r>
-                              <w:rPr>
-                                <w:rFonts w:ascii="Consolas" w:eastAsia="Consolas" w:hAnsi="Consolas" w:cs="Consolas"/>
-                                <w:sz w:val="19"/>
-                                <w:szCs w:val="19"/>
-                              </w:rPr>
-                              <w:t>("Photo:");</w:t>
+                              <w:t xml:space="preserve">  Serial.print("Photo:");</w:t>
                             </w:r>
                           </w:p>
                           <w:p>
@@ -1113,43 +821,7 @@
                                 <w:sz w:val="19"/>
                                 <w:szCs w:val="19"/>
                               </w:rPr>
-                              <w:t xml:space="preserve">  </w:t>
-                            </w:r>
-                            <w:proofErr w:type="spellStart"/>
-                            <w:r>
-                              <w:rPr>
-                                <w:rFonts w:ascii="Consolas" w:eastAsia="Consolas" w:hAnsi="Consolas" w:cs="Consolas"/>
-                                <w:sz w:val="19"/>
-                                <w:szCs w:val="19"/>
-                              </w:rPr>
-                              <w:t>Serial.print</w:t>
-                            </w:r>
-                            <w:proofErr w:type="spellEnd"/>
-                            <w:r>
-                              <w:rPr>
-                                <w:rFonts w:ascii="Consolas" w:eastAsia="Consolas" w:hAnsi="Consolas" w:cs="Consolas"/>
-                                <w:sz w:val="19"/>
-                                <w:szCs w:val="19"/>
-                              </w:rPr>
-                              <w:t>(</w:t>
-                            </w:r>
-                            <w:proofErr w:type="spellStart"/>
-                            <w:r>
-                              <w:rPr>
-                                <w:rFonts w:ascii="Consolas" w:eastAsia="Consolas" w:hAnsi="Consolas" w:cs="Consolas"/>
-                                <w:sz w:val="19"/>
-                                <w:szCs w:val="19"/>
-                              </w:rPr>
-                              <w:t>photoVoltage</w:t>
-                            </w:r>
-                            <w:proofErr w:type="spellEnd"/>
-                            <w:r>
-                              <w:rPr>
-                                <w:rFonts w:ascii="Consolas" w:eastAsia="Consolas" w:hAnsi="Consolas" w:cs="Consolas"/>
-                                <w:sz w:val="19"/>
-                                <w:szCs w:val="19"/>
-                              </w:rPr>
-                              <w:t>, 2);</w:t>
+                              <w:t xml:space="preserve">  Serial.print(photoVoltage, 2);</w:t>
                             </w:r>
                           </w:p>
                           <w:p>
@@ -1167,43 +839,7 @@
                                 <w:sz w:val="19"/>
                                 <w:szCs w:val="19"/>
                               </w:rPr>
-                              <w:t xml:space="preserve">  </w:t>
-                            </w:r>
-                            <w:proofErr w:type="spellStart"/>
-                            <w:r>
-                              <w:rPr>
-                                <w:rFonts w:ascii="Consolas" w:eastAsia="Consolas" w:hAnsi="Consolas" w:cs="Consolas"/>
-                                <w:sz w:val="19"/>
-                                <w:szCs w:val="19"/>
-                              </w:rPr>
-                              <w:t>Serial.print</w:t>
-                            </w:r>
-                            <w:proofErr w:type="spellEnd"/>
-                            <w:r>
-                              <w:rPr>
-                                <w:rFonts w:ascii="Consolas" w:eastAsia="Consolas" w:hAnsi="Consolas" w:cs="Consolas"/>
-                                <w:sz w:val="19"/>
-                                <w:szCs w:val="19"/>
-                              </w:rPr>
-                              <w:t>(</w:t>
-                            </w:r>
-                            <w:proofErr w:type="gramStart"/>
-                            <w:r>
-                              <w:rPr>
-                                <w:rFonts w:ascii="Consolas" w:eastAsia="Consolas" w:hAnsi="Consolas" w:cs="Consolas"/>
-                                <w:sz w:val="19"/>
-                                <w:szCs w:val="19"/>
-                              </w:rPr>
-                              <w:t>",IR</w:t>
-                            </w:r>
-                            <w:proofErr w:type="gramEnd"/>
-                            <w:r>
-                              <w:rPr>
-                                <w:rFonts w:ascii="Consolas" w:eastAsia="Consolas" w:hAnsi="Consolas" w:cs="Consolas"/>
-                                <w:sz w:val="19"/>
-                                <w:szCs w:val="19"/>
-                              </w:rPr>
-                              <w:t>:");</w:t>
+                              <w:t xml:space="preserve">  Serial.print(",IR:");</w:t>
                             </w:r>
                           </w:p>
                           <w:p>
@@ -1221,43 +857,7 @@
                                 <w:sz w:val="19"/>
                                 <w:szCs w:val="19"/>
                               </w:rPr>
-                              <w:t xml:space="preserve">  </w:t>
-                            </w:r>
-                            <w:proofErr w:type="spellStart"/>
-                            <w:r>
-                              <w:rPr>
-                                <w:rFonts w:ascii="Consolas" w:eastAsia="Consolas" w:hAnsi="Consolas" w:cs="Consolas"/>
-                                <w:sz w:val="19"/>
-                                <w:szCs w:val="19"/>
-                              </w:rPr>
-                              <w:t>Serial.println</w:t>
-                            </w:r>
-                            <w:proofErr w:type="spellEnd"/>
-                            <w:r>
-                              <w:rPr>
-                                <w:rFonts w:ascii="Consolas" w:eastAsia="Consolas" w:hAnsi="Consolas" w:cs="Consolas"/>
-                                <w:sz w:val="19"/>
-                                <w:szCs w:val="19"/>
-                              </w:rPr>
-                              <w:t>(</w:t>
-                            </w:r>
-                            <w:proofErr w:type="spellStart"/>
-                            <w:r>
-                              <w:rPr>
-                                <w:rFonts w:ascii="Consolas" w:eastAsia="Consolas" w:hAnsi="Consolas" w:cs="Consolas"/>
-                                <w:sz w:val="19"/>
-                                <w:szCs w:val="19"/>
-                              </w:rPr>
-                              <w:t>irVoltage</w:t>
-                            </w:r>
-                            <w:proofErr w:type="spellEnd"/>
-                            <w:r>
-                              <w:rPr>
-                                <w:rFonts w:ascii="Consolas" w:eastAsia="Consolas" w:hAnsi="Consolas" w:cs="Consolas"/>
-                                <w:sz w:val="19"/>
-                                <w:szCs w:val="19"/>
-                              </w:rPr>
-                              <w:t>, 2);</w:t>
+                              <w:t xml:space="preserve">  Serial.println(irVoltage, 2);</w:t>
                             </w:r>
                           </w:p>
                           <w:p>
@@ -1285,25 +885,7 @@
                                 <w:sz w:val="19"/>
                                 <w:szCs w:val="19"/>
                               </w:rPr>
-                              <w:t xml:space="preserve">  </w:t>
-                            </w:r>
-                            <w:proofErr w:type="gramStart"/>
-                            <w:r>
-                              <w:rPr>
-                                <w:rFonts w:ascii="Consolas" w:eastAsia="Consolas" w:hAnsi="Consolas" w:cs="Consolas"/>
-                                <w:sz w:val="19"/>
-                                <w:szCs w:val="19"/>
-                              </w:rPr>
-                              <w:t>delay(</w:t>
-                            </w:r>
-                            <w:proofErr w:type="gramEnd"/>
-                            <w:r>
-                              <w:rPr>
-                                <w:rFonts w:ascii="Consolas" w:eastAsia="Consolas" w:hAnsi="Consolas" w:cs="Consolas"/>
-                                <w:sz w:val="19"/>
-                                <w:szCs w:val="19"/>
-                              </w:rPr>
-                              <w:t>100);</w:t>
+                              <w:t xml:space="preserve">  delay(100);</w:t>
                             </w:r>
                           </w:p>
                           <w:p>
@@ -1355,25 +937,7 @@
                           <w:sz w:val="19"/>
                           <w:szCs w:val="19"/>
                         </w:rPr>
-                        <w:t xml:space="preserve">const int </w:t>
-                      </w:r>
-                      <w:proofErr w:type="spellStart"/>
-                      <w:r>
-                        <w:rPr>
-                          <w:rFonts w:ascii="Consolas" w:eastAsia="Consolas" w:hAnsi="Consolas" w:cs="Consolas"/>
-                          <w:sz w:val="19"/>
-                          <w:szCs w:val="19"/>
-                        </w:rPr>
-                        <w:t>photoPin</w:t>
-                      </w:r>
-                      <w:proofErr w:type="spellEnd"/>
-                      <w:r>
-                        <w:rPr>
-                          <w:rFonts w:ascii="Consolas" w:eastAsia="Consolas" w:hAnsi="Consolas" w:cs="Consolas"/>
-                          <w:sz w:val="19"/>
-                          <w:szCs w:val="19"/>
-                        </w:rPr>
-                        <w:t xml:space="preserve"> = A0;</w:t>
+                        <w:t>const int photoPin = A0;</w:t>
                       </w:r>
                     </w:p>
                     <w:p>
@@ -1391,25 +955,7 @@
                           <w:sz w:val="19"/>
                           <w:szCs w:val="19"/>
                         </w:rPr>
-                        <w:t xml:space="preserve">const int </w:t>
-                      </w:r>
-                      <w:proofErr w:type="spellStart"/>
-                      <w:r>
-                        <w:rPr>
-                          <w:rFonts w:ascii="Consolas" w:eastAsia="Consolas" w:hAnsi="Consolas" w:cs="Consolas"/>
-                          <w:sz w:val="19"/>
-                          <w:szCs w:val="19"/>
-                        </w:rPr>
-                        <w:t>irPin</w:t>
-                      </w:r>
-                      <w:proofErr w:type="spellEnd"/>
-                      <w:r>
-                        <w:rPr>
-                          <w:rFonts w:ascii="Consolas" w:eastAsia="Consolas" w:hAnsi="Consolas" w:cs="Consolas"/>
-                          <w:sz w:val="19"/>
-                          <w:szCs w:val="19"/>
-                        </w:rPr>
-                        <w:t xml:space="preserve"> = A1;</w:t>
+                        <w:t>const int irPin = A1;</w:t>
                       </w:r>
                     </w:p>
                     <w:p>
@@ -1437,25 +983,7 @@
                           <w:sz w:val="19"/>
                           <w:szCs w:val="19"/>
                         </w:rPr>
-                        <w:t xml:space="preserve">void </w:t>
-                      </w:r>
-                      <w:proofErr w:type="gramStart"/>
-                      <w:r>
-                        <w:rPr>
-                          <w:rFonts w:ascii="Consolas" w:eastAsia="Consolas" w:hAnsi="Consolas" w:cs="Consolas"/>
-                          <w:sz w:val="19"/>
-                          <w:szCs w:val="19"/>
-                        </w:rPr>
-                        <w:t>setup(</w:t>
-                      </w:r>
-                      <w:proofErr w:type="gramEnd"/>
-                      <w:r>
-                        <w:rPr>
-                          <w:rFonts w:ascii="Consolas" w:eastAsia="Consolas" w:hAnsi="Consolas" w:cs="Consolas"/>
-                          <w:sz w:val="19"/>
-                          <w:szCs w:val="19"/>
-                        </w:rPr>
-                        <w:t>)</w:t>
+                        <w:t>void setup()</w:t>
                       </w:r>
                     </w:p>
                     <w:p>
@@ -1491,25 +1019,7 @@
                           <w:sz w:val="19"/>
                           <w:szCs w:val="19"/>
                         </w:rPr>
-                        <w:t xml:space="preserve">  </w:t>
-                      </w:r>
-                      <w:proofErr w:type="spellStart"/>
-                      <w:r>
-                        <w:rPr>
-                          <w:rFonts w:ascii="Consolas" w:eastAsia="Consolas" w:hAnsi="Consolas" w:cs="Consolas"/>
-                          <w:sz w:val="19"/>
-                          <w:szCs w:val="19"/>
-                        </w:rPr>
-                        <w:t>Serial.begin</w:t>
-                      </w:r>
-                      <w:proofErr w:type="spellEnd"/>
-                      <w:r>
-                        <w:rPr>
-                          <w:rFonts w:ascii="Consolas" w:eastAsia="Consolas" w:hAnsi="Consolas" w:cs="Consolas"/>
-                          <w:sz w:val="19"/>
-                          <w:szCs w:val="19"/>
-                        </w:rPr>
-                        <w:t>(9600);</w:t>
+                        <w:t xml:space="preserve">  Serial.begin(9600);</w:t>
                       </w:r>
                     </w:p>
                     <w:p>
@@ -1555,25 +1065,7 @@
                           <w:sz w:val="19"/>
                           <w:szCs w:val="19"/>
                         </w:rPr>
-                        <w:t xml:space="preserve">void </w:t>
-                      </w:r>
-                      <w:proofErr w:type="gramStart"/>
-                      <w:r>
-                        <w:rPr>
-                          <w:rFonts w:ascii="Consolas" w:eastAsia="Consolas" w:hAnsi="Consolas" w:cs="Consolas"/>
-                          <w:sz w:val="19"/>
-                          <w:szCs w:val="19"/>
-                        </w:rPr>
-                        <w:t>loop(</w:t>
-                      </w:r>
-                      <w:proofErr w:type="gramEnd"/>
-                      <w:r>
-                        <w:rPr>
-                          <w:rFonts w:ascii="Consolas" w:eastAsia="Consolas" w:hAnsi="Consolas" w:cs="Consolas"/>
-                          <w:sz w:val="19"/>
-                          <w:szCs w:val="19"/>
-                        </w:rPr>
-                        <w:t>)</w:t>
+                        <w:t>void loop()</w:t>
                       </w:r>
                     </w:p>
                     <w:p>
@@ -1609,61 +1101,7 @@
                           <w:sz w:val="19"/>
                           <w:szCs w:val="19"/>
                         </w:rPr>
-                        <w:t xml:space="preserve">  int </w:t>
-                      </w:r>
-                      <w:proofErr w:type="spellStart"/>
-                      <w:r>
-                        <w:rPr>
-                          <w:rFonts w:ascii="Consolas" w:eastAsia="Consolas" w:hAnsi="Consolas" w:cs="Consolas"/>
-                          <w:sz w:val="19"/>
-                          <w:szCs w:val="19"/>
-                        </w:rPr>
-                        <w:t>photoADC</w:t>
-                      </w:r>
-                      <w:proofErr w:type="spellEnd"/>
-                      <w:r>
-                        <w:rPr>
-                          <w:rFonts w:ascii="Consolas" w:eastAsia="Consolas" w:hAnsi="Consolas" w:cs="Consolas"/>
-                          <w:sz w:val="19"/>
-                          <w:szCs w:val="19"/>
-                        </w:rPr>
-                        <w:t xml:space="preserve"> = </w:t>
-                      </w:r>
-                      <w:proofErr w:type="spellStart"/>
-                      <w:r>
-                        <w:rPr>
-                          <w:rFonts w:ascii="Consolas" w:eastAsia="Consolas" w:hAnsi="Consolas" w:cs="Consolas"/>
-                          <w:sz w:val="19"/>
-                          <w:szCs w:val="19"/>
-                        </w:rPr>
-                        <w:t>analogRead</w:t>
-                      </w:r>
-                      <w:proofErr w:type="spellEnd"/>
-                      <w:r>
-                        <w:rPr>
-                          <w:rFonts w:ascii="Consolas" w:eastAsia="Consolas" w:hAnsi="Consolas" w:cs="Consolas"/>
-                          <w:sz w:val="19"/>
-                          <w:szCs w:val="19"/>
-                        </w:rPr>
-                        <w:t>(</w:t>
-                      </w:r>
-                      <w:proofErr w:type="spellStart"/>
-                      <w:r>
-                        <w:rPr>
-                          <w:rFonts w:ascii="Consolas" w:eastAsia="Consolas" w:hAnsi="Consolas" w:cs="Consolas"/>
-                          <w:sz w:val="19"/>
-                          <w:szCs w:val="19"/>
-                        </w:rPr>
-                        <w:t>photoPin</w:t>
-                      </w:r>
-                      <w:proofErr w:type="spellEnd"/>
-                      <w:r>
-                        <w:rPr>
-                          <w:rFonts w:ascii="Consolas" w:eastAsia="Consolas" w:hAnsi="Consolas" w:cs="Consolas"/>
-                          <w:sz w:val="19"/>
-                          <w:szCs w:val="19"/>
-                        </w:rPr>
-                        <w:t>);</w:t>
+                        <w:t xml:space="preserve">  int photoADC = analogRead(photoPin);</w:t>
                       </w:r>
                     </w:p>
                     <w:p>
@@ -1681,61 +1119,7 @@
                           <w:sz w:val="19"/>
                           <w:szCs w:val="19"/>
                         </w:rPr>
-                        <w:t xml:space="preserve">  int </w:t>
-                      </w:r>
-                      <w:proofErr w:type="spellStart"/>
-                      <w:r>
-                        <w:rPr>
-                          <w:rFonts w:ascii="Consolas" w:eastAsia="Consolas" w:hAnsi="Consolas" w:cs="Consolas"/>
-                          <w:sz w:val="19"/>
-                          <w:szCs w:val="19"/>
-                        </w:rPr>
-                        <w:t>irADC</w:t>
-                      </w:r>
-                      <w:proofErr w:type="spellEnd"/>
-                      <w:r>
-                        <w:rPr>
-                          <w:rFonts w:ascii="Consolas" w:eastAsia="Consolas" w:hAnsi="Consolas" w:cs="Consolas"/>
-                          <w:sz w:val="19"/>
-                          <w:szCs w:val="19"/>
-                        </w:rPr>
-                        <w:t xml:space="preserve"> = </w:t>
-                      </w:r>
-                      <w:proofErr w:type="spellStart"/>
-                      <w:r>
-                        <w:rPr>
-                          <w:rFonts w:ascii="Consolas" w:eastAsia="Consolas" w:hAnsi="Consolas" w:cs="Consolas"/>
-                          <w:sz w:val="19"/>
-                          <w:szCs w:val="19"/>
-                        </w:rPr>
-                        <w:t>analogRead</w:t>
-                      </w:r>
-                      <w:proofErr w:type="spellEnd"/>
-                      <w:r>
-                        <w:rPr>
-                          <w:rFonts w:ascii="Consolas" w:eastAsia="Consolas" w:hAnsi="Consolas" w:cs="Consolas"/>
-                          <w:sz w:val="19"/>
-                          <w:szCs w:val="19"/>
-                        </w:rPr>
-                        <w:t>(</w:t>
-                      </w:r>
-                      <w:proofErr w:type="spellStart"/>
-                      <w:r>
-                        <w:rPr>
-                          <w:rFonts w:ascii="Consolas" w:eastAsia="Consolas" w:hAnsi="Consolas" w:cs="Consolas"/>
-                          <w:sz w:val="19"/>
-                          <w:szCs w:val="19"/>
-                        </w:rPr>
-                        <w:t>irPin</w:t>
-                      </w:r>
-                      <w:proofErr w:type="spellEnd"/>
-                      <w:r>
-                        <w:rPr>
-                          <w:rFonts w:ascii="Consolas" w:eastAsia="Consolas" w:hAnsi="Consolas" w:cs="Consolas"/>
-                          <w:sz w:val="19"/>
-                          <w:szCs w:val="19"/>
-                        </w:rPr>
-                        <w:t>);</w:t>
+                        <w:t xml:space="preserve">  int irADC = analogRead(irPin);</w:t>
                       </w:r>
                     </w:p>
                     <w:p>
@@ -1763,43 +1147,7 @@
                           <w:sz w:val="19"/>
                           <w:szCs w:val="19"/>
                         </w:rPr>
-                        <w:t xml:space="preserve">  float </w:t>
-                      </w:r>
-                      <w:proofErr w:type="spellStart"/>
-                      <w:r>
-                        <w:rPr>
-                          <w:rFonts w:ascii="Consolas" w:eastAsia="Consolas" w:hAnsi="Consolas" w:cs="Consolas"/>
-                          <w:sz w:val="19"/>
-                          <w:szCs w:val="19"/>
-                        </w:rPr>
-                        <w:t>photoVoltage</w:t>
-                      </w:r>
-                      <w:proofErr w:type="spellEnd"/>
-                      <w:r>
-                        <w:rPr>
-                          <w:rFonts w:ascii="Consolas" w:eastAsia="Consolas" w:hAnsi="Consolas" w:cs="Consolas"/>
-                          <w:sz w:val="19"/>
-                          <w:szCs w:val="19"/>
-                        </w:rPr>
-                        <w:t xml:space="preserve"> = </w:t>
-                      </w:r>
-                      <w:proofErr w:type="spellStart"/>
-                      <w:r>
-                        <w:rPr>
-                          <w:rFonts w:ascii="Consolas" w:eastAsia="Consolas" w:hAnsi="Consolas" w:cs="Consolas"/>
-                          <w:sz w:val="19"/>
-                          <w:szCs w:val="19"/>
-                        </w:rPr>
-                        <w:t>photoADC</w:t>
-                      </w:r>
-                      <w:proofErr w:type="spellEnd"/>
-                      <w:r>
-                        <w:rPr>
-                          <w:rFonts w:ascii="Consolas" w:eastAsia="Consolas" w:hAnsi="Consolas" w:cs="Consolas"/>
-                          <w:sz w:val="19"/>
-                          <w:szCs w:val="19"/>
-                        </w:rPr>
-                        <w:t xml:space="preserve"> * 5.0 / 1023.0;</w:t>
+                        <w:t xml:space="preserve">  float photoVoltage = photoADC * 5.0 / 1023.0;</w:t>
                       </w:r>
                     </w:p>
                     <w:p>
@@ -1817,43 +1165,7 @@
                           <w:sz w:val="19"/>
                           <w:szCs w:val="19"/>
                         </w:rPr>
-                        <w:t xml:space="preserve">  float </w:t>
-                      </w:r>
-                      <w:proofErr w:type="spellStart"/>
-                      <w:r>
-                        <w:rPr>
-                          <w:rFonts w:ascii="Consolas" w:eastAsia="Consolas" w:hAnsi="Consolas" w:cs="Consolas"/>
-                          <w:sz w:val="19"/>
-                          <w:szCs w:val="19"/>
-                        </w:rPr>
-                        <w:t>irVoltage</w:t>
-                      </w:r>
-                      <w:proofErr w:type="spellEnd"/>
-                      <w:r>
-                        <w:rPr>
-                          <w:rFonts w:ascii="Consolas" w:eastAsia="Consolas" w:hAnsi="Consolas" w:cs="Consolas"/>
-                          <w:sz w:val="19"/>
-                          <w:szCs w:val="19"/>
-                        </w:rPr>
-                        <w:t xml:space="preserve"> = </w:t>
-                      </w:r>
-                      <w:proofErr w:type="spellStart"/>
-                      <w:r>
-                        <w:rPr>
-                          <w:rFonts w:ascii="Consolas" w:eastAsia="Consolas" w:hAnsi="Consolas" w:cs="Consolas"/>
-                          <w:sz w:val="19"/>
-                          <w:szCs w:val="19"/>
-                        </w:rPr>
-                        <w:t>irADC</w:t>
-                      </w:r>
-                      <w:proofErr w:type="spellEnd"/>
-                      <w:r>
-                        <w:rPr>
-                          <w:rFonts w:ascii="Consolas" w:eastAsia="Consolas" w:hAnsi="Consolas" w:cs="Consolas"/>
-                          <w:sz w:val="19"/>
-                          <w:szCs w:val="19"/>
-                        </w:rPr>
-                        <w:t xml:space="preserve"> * 5.0 / 1023.0;</w:t>
+                        <w:t xml:space="preserve">  float irVoltage = irADC * 5.0 / 1023.0;</w:t>
                       </w:r>
                     </w:p>
                     <w:p>
@@ -1881,25 +1193,7 @@
                           <w:sz w:val="19"/>
                           <w:szCs w:val="19"/>
                         </w:rPr>
-                        <w:t xml:space="preserve">  </w:t>
-                      </w:r>
-                      <w:proofErr w:type="spellStart"/>
-                      <w:r>
-                        <w:rPr>
-                          <w:rFonts w:ascii="Consolas" w:eastAsia="Consolas" w:hAnsi="Consolas" w:cs="Consolas"/>
-                          <w:sz w:val="19"/>
-                          <w:szCs w:val="19"/>
-                        </w:rPr>
-                        <w:t>Serial.print</w:t>
-                      </w:r>
-                      <w:proofErr w:type="spellEnd"/>
-                      <w:r>
-                        <w:rPr>
-                          <w:rFonts w:ascii="Consolas" w:eastAsia="Consolas" w:hAnsi="Consolas" w:cs="Consolas"/>
-                          <w:sz w:val="19"/>
-                          <w:szCs w:val="19"/>
-                        </w:rPr>
-                        <w:t>("Photo:");</w:t>
+                        <w:t xml:space="preserve">  Serial.print("Photo:");</w:t>
                       </w:r>
                     </w:p>
                     <w:p>
@@ -1917,43 +1211,7 @@
                           <w:sz w:val="19"/>
                           <w:szCs w:val="19"/>
                         </w:rPr>
-                        <w:t xml:space="preserve">  </w:t>
-                      </w:r>
-                      <w:proofErr w:type="spellStart"/>
-                      <w:r>
-                        <w:rPr>
-                          <w:rFonts w:ascii="Consolas" w:eastAsia="Consolas" w:hAnsi="Consolas" w:cs="Consolas"/>
-                          <w:sz w:val="19"/>
-                          <w:szCs w:val="19"/>
-                        </w:rPr>
-                        <w:t>Serial.print</w:t>
-                      </w:r>
-                      <w:proofErr w:type="spellEnd"/>
-                      <w:r>
-                        <w:rPr>
-                          <w:rFonts w:ascii="Consolas" w:eastAsia="Consolas" w:hAnsi="Consolas" w:cs="Consolas"/>
-                          <w:sz w:val="19"/>
-                          <w:szCs w:val="19"/>
-                        </w:rPr>
-                        <w:t>(</w:t>
-                      </w:r>
-                      <w:proofErr w:type="spellStart"/>
-                      <w:r>
-                        <w:rPr>
-                          <w:rFonts w:ascii="Consolas" w:eastAsia="Consolas" w:hAnsi="Consolas" w:cs="Consolas"/>
-                          <w:sz w:val="19"/>
-                          <w:szCs w:val="19"/>
-                        </w:rPr>
-                        <w:t>photoVoltage</w:t>
-                      </w:r>
-                      <w:proofErr w:type="spellEnd"/>
-                      <w:r>
-                        <w:rPr>
-                          <w:rFonts w:ascii="Consolas" w:eastAsia="Consolas" w:hAnsi="Consolas" w:cs="Consolas"/>
-                          <w:sz w:val="19"/>
-                          <w:szCs w:val="19"/>
-                        </w:rPr>
-                        <w:t>, 2);</w:t>
+                        <w:t xml:space="preserve">  Serial.print(photoVoltage, 2);</w:t>
                       </w:r>
                     </w:p>
                     <w:p>
@@ -1971,43 +1229,7 @@
                           <w:sz w:val="19"/>
                           <w:szCs w:val="19"/>
                         </w:rPr>
-                        <w:t xml:space="preserve">  </w:t>
-                      </w:r>
-                      <w:proofErr w:type="spellStart"/>
-                      <w:r>
-                        <w:rPr>
-                          <w:rFonts w:ascii="Consolas" w:eastAsia="Consolas" w:hAnsi="Consolas" w:cs="Consolas"/>
-                          <w:sz w:val="19"/>
-                          <w:szCs w:val="19"/>
-                        </w:rPr>
-                        <w:t>Serial.print</w:t>
-                      </w:r>
-                      <w:proofErr w:type="spellEnd"/>
-                      <w:r>
-                        <w:rPr>
-                          <w:rFonts w:ascii="Consolas" w:eastAsia="Consolas" w:hAnsi="Consolas" w:cs="Consolas"/>
-                          <w:sz w:val="19"/>
-                          <w:szCs w:val="19"/>
-                        </w:rPr>
-                        <w:t>(</w:t>
-                      </w:r>
-                      <w:proofErr w:type="gramStart"/>
-                      <w:r>
-                        <w:rPr>
-                          <w:rFonts w:ascii="Consolas" w:eastAsia="Consolas" w:hAnsi="Consolas" w:cs="Consolas"/>
-                          <w:sz w:val="19"/>
-                          <w:szCs w:val="19"/>
-                        </w:rPr>
-                        <w:t>",IR</w:t>
-                      </w:r>
-                      <w:proofErr w:type="gramEnd"/>
-                      <w:r>
-                        <w:rPr>
-                          <w:rFonts w:ascii="Consolas" w:eastAsia="Consolas" w:hAnsi="Consolas" w:cs="Consolas"/>
-                          <w:sz w:val="19"/>
-                          <w:szCs w:val="19"/>
-                        </w:rPr>
-                        <w:t>:");</w:t>
+                        <w:t xml:space="preserve">  Serial.print(",IR:");</w:t>
                       </w:r>
                     </w:p>
                     <w:p>
@@ -2025,43 +1247,7 @@
                           <w:sz w:val="19"/>
                           <w:szCs w:val="19"/>
                         </w:rPr>
-                        <w:t xml:space="preserve">  </w:t>
-                      </w:r>
-                      <w:proofErr w:type="spellStart"/>
-                      <w:r>
-                        <w:rPr>
-                          <w:rFonts w:ascii="Consolas" w:eastAsia="Consolas" w:hAnsi="Consolas" w:cs="Consolas"/>
-                          <w:sz w:val="19"/>
-                          <w:szCs w:val="19"/>
-                        </w:rPr>
-                        <w:t>Serial.println</w:t>
-                      </w:r>
-                      <w:proofErr w:type="spellEnd"/>
-                      <w:r>
-                        <w:rPr>
-                          <w:rFonts w:ascii="Consolas" w:eastAsia="Consolas" w:hAnsi="Consolas" w:cs="Consolas"/>
-                          <w:sz w:val="19"/>
-                          <w:szCs w:val="19"/>
-                        </w:rPr>
-                        <w:t>(</w:t>
-                      </w:r>
-                      <w:proofErr w:type="spellStart"/>
-                      <w:r>
-                        <w:rPr>
-                          <w:rFonts w:ascii="Consolas" w:eastAsia="Consolas" w:hAnsi="Consolas" w:cs="Consolas"/>
-                          <w:sz w:val="19"/>
-                          <w:szCs w:val="19"/>
-                        </w:rPr>
-                        <w:t>irVoltage</w:t>
-                      </w:r>
-                      <w:proofErr w:type="spellEnd"/>
-                      <w:r>
-                        <w:rPr>
-                          <w:rFonts w:ascii="Consolas" w:eastAsia="Consolas" w:hAnsi="Consolas" w:cs="Consolas"/>
-                          <w:sz w:val="19"/>
-                          <w:szCs w:val="19"/>
-                        </w:rPr>
-                        <w:t>, 2);</w:t>
+                        <w:t xml:space="preserve">  Serial.println(irVoltage, 2);</w:t>
                       </w:r>
                     </w:p>
                     <w:p>
@@ -2089,25 +1275,7 @@
                           <w:sz w:val="19"/>
                           <w:szCs w:val="19"/>
                         </w:rPr>
-                        <w:t xml:space="preserve">  </w:t>
-                      </w:r>
-                      <w:proofErr w:type="gramStart"/>
-                      <w:r>
-                        <w:rPr>
-                          <w:rFonts w:ascii="Consolas" w:eastAsia="Consolas" w:hAnsi="Consolas" w:cs="Consolas"/>
-                          <w:sz w:val="19"/>
-                          <w:szCs w:val="19"/>
-                        </w:rPr>
-                        <w:t>delay(</w:t>
-                      </w:r>
-                      <w:proofErr w:type="gramEnd"/>
-                      <w:r>
-                        <w:rPr>
-                          <w:rFonts w:ascii="Consolas" w:eastAsia="Consolas" w:hAnsi="Consolas" w:cs="Consolas"/>
-                          <w:sz w:val="19"/>
-                          <w:szCs w:val="19"/>
-                        </w:rPr>
-                        <w:t>100);</w:t>
+                        <w:t xml:space="preserve">  delay(100);</w:t>
                       </w:r>
                     </w:p>
                     <w:p>
@@ -2159,55 +1327,7 @@
         <w:spacing w:line="240" w:lineRule="auto"/>
       </w:pPr>
       <w:r>
-        <w:t xml:space="preserve">The declarations identify the two analog inputs, while </w:t>
-      </w:r>
-      <w:proofErr w:type="gramStart"/>
-      <w:r>
-        <w:t>setup(</w:t>
-      </w:r>
-      <w:proofErr w:type="gramEnd"/>
-      <w:r>
-        <w:t xml:space="preserve">) starts serial communication. In </w:t>
-      </w:r>
-      <w:proofErr w:type="gramStart"/>
-      <w:r>
-        <w:t>loop(</w:t>
-      </w:r>
-      <w:proofErr w:type="gramEnd"/>
-      <w:r>
-        <w:t xml:space="preserve">), the program reads both sensors, converts the readings to volts, sends the two named voltages to the Serial Plotter, and waits 100 milliseconds. The key lines are </w:t>
-      </w:r>
-      <w:proofErr w:type="spellStart"/>
-      <w:r>
-        <w:t>analogRead</w:t>
-      </w:r>
-      <w:proofErr w:type="spellEnd"/>
-      <w:r>
-        <w:t>(</w:t>
-      </w:r>
-      <w:proofErr w:type="spellStart"/>
-      <w:r>
-        <w:t>photoPin</w:t>
-      </w:r>
-      <w:proofErr w:type="spellEnd"/>
-      <w:r>
-        <w:t xml:space="preserve">) and </w:t>
-      </w:r>
-      <w:proofErr w:type="spellStart"/>
-      <w:r>
-        <w:t>analogRead</w:t>
-      </w:r>
-      <w:proofErr w:type="spellEnd"/>
-      <w:r>
-        <w:t>(</w:t>
-      </w:r>
-      <w:proofErr w:type="spellStart"/>
-      <w:r>
-        <w:t>irPin</w:t>
-      </w:r>
-      <w:proofErr w:type="spellEnd"/>
-      <w:r>
-        <w:t xml:space="preserve">), along with the calculations that convert the Arduino Mega 2560's analog readings to volts </w:t>
+        <w:t xml:space="preserve">The declarations identify the two analog inputs, while setup() starts serial communication. In loop(), the program reads both sensors, converts the readings to volts, sends the two named voltages to the Serial Plotter, and waits 100 milliseconds. The key lines are analogRead(photoPin) and analogRead(irPin), along with the calculations that convert the Arduino Mega 2560's analog readings to volts </w:t>
       </w:r>
       <w:r>
         <w:t xml:space="preserve">using the assumed </w:t>
@@ -2215,13 +1335,8 @@
       <w:r>
         <w:t xml:space="preserve">5.00v </w:t>
       </w:r>
-      <w:proofErr w:type="spellStart"/>
       <w:r>
-        <w:t>AVcc</w:t>
-      </w:r>
-      <w:proofErr w:type="spellEnd"/>
-      <w:r>
-        <w:t xml:space="preserve"> supply.</w:t>
+        <w:t>AVcc supply.</w:t>
       </w:r>
     </w:p>
     <w:p>
@@ -2229,15 +1344,7 @@
         <w:spacing w:line="240" w:lineRule="auto"/>
       </w:pPr>
       <w:r>
-        <w:t xml:space="preserve">The </w:t>
-      </w:r>
-      <w:proofErr w:type="gramStart"/>
-      <w:r>
-        <w:t>delay(</w:t>
-      </w:r>
-      <w:proofErr w:type="gramEnd"/>
-      <w:r>
-        <w:t>100) function produces about 10 samples per second, making changes easier to see.</w:t>
+        <w:t>The delay(100) function produces about 10 samples per second, making changes easier to see.</w:t>
       </w:r>
     </w:p>
     <w:p>
@@ -2339,41 +1446,13 @@
                                 <w:szCs w:val="19"/>
                               </w:rPr>
                             </w:pPr>
-                            <w:proofErr w:type="spellStart"/>
                             <w:r>
                               <w:rPr>
                                 <w:rFonts w:ascii="Consolas" w:eastAsia="Consolas" w:hAnsi="Consolas" w:cs="Consolas"/>
                                 <w:sz w:val="19"/>
                                 <w:szCs w:val="19"/>
                               </w:rPr>
-                              <w:t>Serial.print</w:t>
-                            </w:r>
-                            <w:proofErr w:type="spellEnd"/>
-                            <w:r>
-                              <w:rPr>
-                                <w:rFonts w:ascii="Consolas" w:eastAsia="Consolas" w:hAnsi="Consolas" w:cs="Consolas"/>
-                                <w:sz w:val="19"/>
-                                <w:szCs w:val="19"/>
-                              </w:rPr>
-                              <w:t>("Min:</w:t>
-                            </w:r>
-                            <w:proofErr w:type="gramStart"/>
-                            <w:r>
-                              <w:rPr>
-                                <w:rFonts w:ascii="Consolas" w:eastAsia="Consolas" w:hAnsi="Consolas" w:cs="Consolas"/>
-                                <w:sz w:val="19"/>
-                                <w:szCs w:val="19"/>
-                              </w:rPr>
-                              <w:t>0,Max</w:t>
-                            </w:r>
-                            <w:proofErr w:type="gramEnd"/>
-                            <w:r>
-                              <w:rPr>
-                                <w:rFonts w:ascii="Consolas" w:eastAsia="Consolas" w:hAnsi="Consolas" w:cs="Consolas"/>
-                                <w:sz w:val="19"/>
-                                <w:szCs w:val="19"/>
-                              </w:rPr>
-                              <w:t>:5,");</w:t>
+                              <w:t>Serial.print("Min:0,Max:5,");</w:t>
                             </w:r>
                           </w:p>
                           <w:p>
@@ -2385,23 +1464,13 @@
                                 <w:szCs w:val="19"/>
                               </w:rPr>
                             </w:pPr>
-                            <w:proofErr w:type="spellStart"/>
                             <w:r>
                               <w:rPr>
                                 <w:rFonts w:ascii="Consolas" w:eastAsia="Consolas" w:hAnsi="Consolas" w:cs="Consolas"/>
                                 <w:sz w:val="19"/>
                                 <w:szCs w:val="19"/>
                               </w:rPr>
-                              <w:t>Serial.print</w:t>
-                            </w:r>
-                            <w:proofErr w:type="spellEnd"/>
-                            <w:r>
-                              <w:rPr>
-                                <w:rFonts w:ascii="Consolas" w:eastAsia="Consolas" w:hAnsi="Consolas" w:cs="Consolas"/>
-                                <w:sz w:val="19"/>
-                                <w:szCs w:val="19"/>
-                              </w:rPr>
-                              <w:t>("Photo:");</w:t>
+                              <w:t>Serial.print("Photo:");</w:t>
                             </w:r>
                           </w:p>
                           <w:p>
@@ -2413,41 +1482,13 @@
                                 <w:szCs w:val="19"/>
                               </w:rPr>
                             </w:pPr>
-                            <w:proofErr w:type="spellStart"/>
                             <w:r>
                               <w:rPr>
                                 <w:rFonts w:ascii="Consolas" w:eastAsia="Consolas" w:hAnsi="Consolas" w:cs="Consolas"/>
                                 <w:sz w:val="19"/>
                                 <w:szCs w:val="19"/>
                               </w:rPr>
-                              <w:t>Serial.print</w:t>
-                            </w:r>
-                            <w:proofErr w:type="spellEnd"/>
-                            <w:r>
-                              <w:rPr>
-                                <w:rFonts w:ascii="Consolas" w:eastAsia="Consolas" w:hAnsi="Consolas" w:cs="Consolas"/>
-                                <w:sz w:val="19"/>
-                                <w:szCs w:val="19"/>
-                              </w:rPr>
-                              <w:t>(</w:t>
-                            </w:r>
-                            <w:proofErr w:type="spellStart"/>
-                            <w:r>
-                              <w:rPr>
-                                <w:rFonts w:ascii="Consolas" w:eastAsia="Consolas" w:hAnsi="Consolas" w:cs="Consolas"/>
-                                <w:sz w:val="19"/>
-                                <w:szCs w:val="19"/>
-                              </w:rPr>
-                              <w:t>photoVoltage</w:t>
-                            </w:r>
-                            <w:proofErr w:type="spellEnd"/>
-                            <w:r>
-                              <w:rPr>
-                                <w:rFonts w:ascii="Consolas" w:eastAsia="Consolas" w:hAnsi="Consolas" w:cs="Consolas"/>
-                                <w:sz w:val="19"/>
-                                <w:szCs w:val="19"/>
-                              </w:rPr>
-                              <w:t>, 2);</w:t>
+                              <w:t>Serial.print(photoVoltage, 2);</w:t>
                             </w:r>
                           </w:p>
                           <w:p>
@@ -2459,41 +1500,13 @@
                                 <w:szCs w:val="19"/>
                               </w:rPr>
                             </w:pPr>
-                            <w:proofErr w:type="spellStart"/>
                             <w:r>
                               <w:rPr>
                                 <w:rFonts w:ascii="Consolas" w:eastAsia="Consolas" w:hAnsi="Consolas" w:cs="Consolas"/>
                                 <w:sz w:val="19"/>
                                 <w:szCs w:val="19"/>
                               </w:rPr>
-                              <w:t>Serial.print</w:t>
-                            </w:r>
-                            <w:proofErr w:type="spellEnd"/>
-                            <w:r>
-                              <w:rPr>
-                                <w:rFonts w:ascii="Consolas" w:eastAsia="Consolas" w:hAnsi="Consolas" w:cs="Consolas"/>
-                                <w:sz w:val="19"/>
-                                <w:szCs w:val="19"/>
-                              </w:rPr>
-                              <w:t>(</w:t>
-                            </w:r>
-                            <w:proofErr w:type="gramStart"/>
-                            <w:r>
-                              <w:rPr>
-                                <w:rFonts w:ascii="Consolas" w:eastAsia="Consolas" w:hAnsi="Consolas" w:cs="Consolas"/>
-                                <w:sz w:val="19"/>
-                                <w:szCs w:val="19"/>
-                              </w:rPr>
-                              <w:t>",IR</w:t>
-                            </w:r>
-                            <w:proofErr w:type="gramEnd"/>
-                            <w:r>
-                              <w:rPr>
-                                <w:rFonts w:ascii="Consolas" w:eastAsia="Consolas" w:hAnsi="Consolas" w:cs="Consolas"/>
-                                <w:sz w:val="19"/>
-                                <w:szCs w:val="19"/>
-                              </w:rPr>
-                              <w:t>:");</w:t>
+                              <w:t>Serial.print(",IR:");</w:t>
                             </w:r>
                           </w:p>
                           <w:p>
@@ -2505,41 +1518,13 @@
                                 <w:szCs w:val="19"/>
                               </w:rPr>
                             </w:pPr>
-                            <w:proofErr w:type="spellStart"/>
                             <w:r>
                               <w:rPr>
                                 <w:rFonts w:ascii="Consolas" w:eastAsia="Consolas" w:hAnsi="Consolas" w:cs="Consolas"/>
                                 <w:sz w:val="19"/>
                                 <w:szCs w:val="19"/>
                               </w:rPr>
-                              <w:t>Serial.println</w:t>
-                            </w:r>
-                            <w:proofErr w:type="spellEnd"/>
-                            <w:r>
-                              <w:rPr>
-                                <w:rFonts w:ascii="Consolas" w:eastAsia="Consolas" w:hAnsi="Consolas" w:cs="Consolas"/>
-                                <w:sz w:val="19"/>
-                                <w:szCs w:val="19"/>
-                              </w:rPr>
-                              <w:t>(</w:t>
-                            </w:r>
-                            <w:proofErr w:type="spellStart"/>
-                            <w:r>
-                              <w:rPr>
-                                <w:rFonts w:ascii="Consolas" w:eastAsia="Consolas" w:hAnsi="Consolas" w:cs="Consolas"/>
-                                <w:sz w:val="19"/>
-                                <w:szCs w:val="19"/>
-                              </w:rPr>
-                              <w:t>irVoltage</w:t>
-                            </w:r>
-                            <w:proofErr w:type="spellEnd"/>
-                            <w:r>
-                              <w:rPr>
-                                <w:rFonts w:ascii="Consolas" w:eastAsia="Consolas" w:hAnsi="Consolas" w:cs="Consolas"/>
-                                <w:sz w:val="19"/>
-                                <w:szCs w:val="19"/>
-                              </w:rPr>
-                              <w:t>, 2);</w:t>
+                              <w:t>Serial.println(irVoltage, 2);</w:t>
                             </w:r>
                           </w:p>
                         </w:txbxContent>
@@ -2567,41 +1552,13 @@
                           <w:szCs w:val="19"/>
                         </w:rPr>
                       </w:pPr>
-                      <w:proofErr w:type="spellStart"/>
                       <w:r>
                         <w:rPr>
                           <w:rFonts w:ascii="Consolas" w:eastAsia="Consolas" w:hAnsi="Consolas" w:cs="Consolas"/>
                           <w:sz w:val="19"/>
                           <w:szCs w:val="19"/>
                         </w:rPr>
-                        <w:t>Serial.print</w:t>
-                      </w:r>
-                      <w:proofErr w:type="spellEnd"/>
-                      <w:r>
-                        <w:rPr>
-                          <w:rFonts w:ascii="Consolas" w:eastAsia="Consolas" w:hAnsi="Consolas" w:cs="Consolas"/>
-                          <w:sz w:val="19"/>
-                          <w:szCs w:val="19"/>
-                        </w:rPr>
-                        <w:t>("Min:</w:t>
-                      </w:r>
-                      <w:proofErr w:type="gramStart"/>
-                      <w:r>
-                        <w:rPr>
-                          <w:rFonts w:ascii="Consolas" w:eastAsia="Consolas" w:hAnsi="Consolas" w:cs="Consolas"/>
-                          <w:sz w:val="19"/>
-                          <w:szCs w:val="19"/>
-                        </w:rPr>
-                        <w:t>0,Max</w:t>
-                      </w:r>
-                      <w:proofErr w:type="gramEnd"/>
-                      <w:r>
-                        <w:rPr>
-                          <w:rFonts w:ascii="Consolas" w:eastAsia="Consolas" w:hAnsi="Consolas" w:cs="Consolas"/>
-                          <w:sz w:val="19"/>
-                          <w:szCs w:val="19"/>
-                        </w:rPr>
-                        <w:t>:5,");</w:t>
+                        <w:t>Serial.print("Min:0,Max:5,");</w:t>
                       </w:r>
                     </w:p>
                     <w:p>
@@ -2613,23 +1570,13 @@
                           <w:szCs w:val="19"/>
                         </w:rPr>
                       </w:pPr>
-                      <w:proofErr w:type="spellStart"/>
                       <w:r>
                         <w:rPr>
                           <w:rFonts w:ascii="Consolas" w:eastAsia="Consolas" w:hAnsi="Consolas" w:cs="Consolas"/>
                           <w:sz w:val="19"/>
                           <w:szCs w:val="19"/>
                         </w:rPr>
-                        <w:t>Serial.print</w:t>
-                      </w:r>
-                      <w:proofErr w:type="spellEnd"/>
-                      <w:r>
-                        <w:rPr>
-                          <w:rFonts w:ascii="Consolas" w:eastAsia="Consolas" w:hAnsi="Consolas" w:cs="Consolas"/>
-                          <w:sz w:val="19"/>
-                          <w:szCs w:val="19"/>
-                        </w:rPr>
-                        <w:t>("Photo:");</w:t>
+                        <w:t>Serial.print("Photo:");</w:t>
                       </w:r>
                     </w:p>
                     <w:p>
@@ -2641,41 +1588,13 @@
                           <w:szCs w:val="19"/>
                         </w:rPr>
                       </w:pPr>
-                      <w:proofErr w:type="spellStart"/>
                       <w:r>
                         <w:rPr>
                           <w:rFonts w:ascii="Consolas" w:eastAsia="Consolas" w:hAnsi="Consolas" w:cs="Consolas"/>
                           <w:sz w:val="19"/>
                           <w:szCs w:val="19"/>
                         </w:rPr>
-                        <w:t>Serial.print</w:t>
-                      </w:r>
-                      <w:proofErr w:type="spellEnd"/>
-                      <w:r>
-                        <w:rPr>
-                          <w:rFonts w:ascii="Consolas" w:eastAsia="Consolas" w:hAnsi="Consolas" w:cs="Consolas"/>
-                          <w:sz w:val="19"/>
-                          <w:szCs w:val="19"/>
-                        </w:rPr>
-                        <w:t>(</w:t>
-                      </w:r>
-                      <w:proofErr w:type="spellStart"/>
-                      <w:r>
-                        <w:rPr>
-                          <w:rFonts w:ascii="Consolas" w:eastAsia="Consolas" w:hAnsi="Consolas" w:cs="Consolas"/>
-                          <w:sz w:val="19"/>
-                          <w:szCs w:val="19"/>
-                        </w:rPr>
-                        <w:t>photoVoltage</w:t>
-                      </w:r>
-                      <w:proofErr w:type="spellEnd"/>
-                      <w:r>
-                        <w:rPr>
-                          <w:rFonts w:ascii="Consolas" w:eastAsia="Consolas" w:hAnsi="Consolas" w:cs="Consolas"/>
-                          <w:sz w:val="19"/>
-                          <w:szCs w:val="19"/>
-                        </w:rPr>
-                        <w:t>, 2);</w:t>
+                        <w:t>Serial.print(photoVoltage, 2);</w:t>
                       </w:r>
                     </w:p>
                     <w:p>
@@ -2687,41 +1606,13 @@
                           <w:szCs w:val="19"/>
                         </w:rPr>
                       </w:pPr>
-                      <w:proofErr w:type="spellStart"/>
                       <w:r>
                         <w:rPr>
                           <w:rFonts w:ascii="Consolas" w:eastAsia="Consolas" w:hAnsi="Consolas" w:cs="Consolas"/>
                           <w:sz w:val="19"/>
                           <w:szCs w:val="19"/>
                         </w:rPr>
-                        <w:t>Serial.print</w:t>
-                      </w:r>
-                      <w:proofErr w:type="spellEnd"/>
-                      <w:r>
-                        <w:rPr>
-                          <w:rFonts w:ascii="Consolas" w:eastAsia="Consolas" w:hAnsi="Consolas" w:cs="Consolas"/>
-                          <w:sz w:val="19"/>
-                          <w:szCs w:val="19"/>
-                        </w:rPr>
-                        <w:t>(</w:t>
-                      </w:r>
-                      <w:proofErr w:type="gramStart"/>
-                      <w:r>
-                        <w:rPr>
-                          <w:rFonts w:ascii="Consolas" w:eastAsia="Consolas" w:hAnsi="Consolas" w:cs="Consolas"/>
-                          <w:sz w:val="19"/>
-                          <w:szCs w:val="19"/>
-                        </w:rPr>
-                        <w:t>",IR</w:t>
-                      </w:r>
-                      <w:proofErr w:type="gramEnd"/>
-                      <w:r>
-                        <w:rPr>
-                          <w:rFonts w:ascii="Consolas" w:eastAsia="Consolas" w:hAnsi="Consolas" w:cs="Consolas"/>
-                          <w:sz w:val="19"/>
-                          <w:szCs w:val="19"/>
-                        </w:rPr>
-                        <w:t>:");</w:t>
+                        <w:t>Serial.print(",IR:");</w:t>
                       </w:r>
                     </w:p>
                     <w:p>
@@ -2733,41 +1624,13 @@
                           <w:szCs w:val="19"/>
                         </w:rPr>
                       </w:pPr>
-                      <w:proofErr w:type="spellStart"/>
                       <w:r>
                         <w:rPr>
                           <w:rFonts w:ascii="Consolas" w:eastAsia="Consolas" w:hAnsi="Consolas" w:cs="Consolas"/>
                           <w:sz w:val="19"/>
                           <w:szCs w:val="19"/>
                         </w:rPr>
-                        <w:t>Serial.println</w:t>
-                      </w:r>
-                      <w:proofErr w:type="spellEnd"/>
-                      <w:r>
-                        <w:rPr>
-                          <w:rFonts w:ascii="Consolas" w:eastAsia="Consolas" w:hAnsi="Consolas" w:cs="Consolas"/>
-                          <w:sz w:val="19"/>
-                          <w:szCs w:val="19"/>
-                        </w:rPr>
-                        <w:t>(</w:t>
-                      </w:r>
-                      <w:proofErr w:type="spellStart"/>
-                      <w:r>
-                        <w:rPr>
-                          <w:rFonts w:ascii="Consolas" w:eastAsia="Consolas" w:hAnsi="Consolas" w:cs="Consolas"/>
-                          <w:sz w:val="19"/>
-                          <w:szCs w:val="19"/>
-                        </w:rPr>
-                        <w:t>irVoltage</w:t>
-                      </w:r>
-                      <w:proofErr w:type="spellEnd"/>
-                      <w:r>
-                        <w:rPr>
-                          <w:rFonts w:ascii="Consolas" w:eastAsia="Consolas" w:hAnsi="Consolas" w:cs="Consolas"/>
-                          <w:sz w:val="19"/>
-                          <w:szCs w:val="19"/>
-                        </w:rPr>
-                        <w:t>, 2);</w:t>
+                        <w:t>Serial.println(irVoltage, 2);</w:t>
                       </w:r>
                     </w:p>
                   </w:txbxContent>
@@ -2797,23 +1660,7 @@
         <w:spacing w:line="240" w:lineRule="auto"/>
       </w:pPr>
       <w:r>
-        <w:t xml:space="preserve">The horizontal axis represents the sequence of samples over time. Each </w:t>
-      </w:r>
-      <w:proofErr w:type="spellStart"/>
-      <w:r>
-        <w:t>Serial.println</w:t>
-      </w:r>
-      <w:proofErr w:type="spellEnd"/>
-      <w:r>
-        <w:t xml:space="preserve">() creates the next plotted sample. With </w:t>
-      </w:r>
-      <w:proofErr w:type="gramStart"/>
-      <w:r>
-        <w:t>delay(</w:t>
-      </w:r>
-      <w:proofErr w:type="gramEnd"/>
-      <w:r>
-        <w:t>100), the program sends about 10 samples per second.</w:t>
+        <w:t>The horizontal axis represents the sequence of samples over time. Each Serial.println() creates the next plotted sample. With delay(100), the program sends about 10 samples per second.</w:t>
       </w:r>
     </w:p>
     <w:p>
@@ -2910,15 +1757,7 @@
         <w:t>Consider using</w:t>
       </w:r>
       <w:r>
-        <w:t xml:space="preserve"> the </w:t>
-      </w:r>
-      <w:proofErr w:type="gramStart"/>
-      <w:r>
-        <w:t>map(</w:t>
-      </w:r>
-      <w:proofErr w:type="gramEnd"/>
-      <w:r>
-        <w:t xml:space="preserve">) function </w:t>
+        <w:t xml:space="preserve"> the map() function </w:t>
       </w:r>
       <w:r>
         <w:t xml:space="preserve">you learned in </w:t>
@@ -3154,9 +1993,12 @@
       </w:r>
     </w:p>
     <w:sectPr>
-      <w:footerReference w:type="even" r:id="rId9"/>
-      <w:footerReference w:type="default" r:id="rId10"/>
-      <w:footerReference w:type="first" r:id="rId11"/>
+      <w:headerReference w:type="even" r:id="rId9"/>
+      <w:headerReference w:type="default" r:id="rId10"/>
+      <w:footerReference w:type="even" r:id="rId11"/>
+      <w:footerReference w:type="default" r:id="rId12"/>
+      <w:headerReference w:type="first" r:id="rId13"/>
+      <w:footerReference w:type="first" r:id="rId14"/>
       <w:pgSz w:w="12240" w:h="15840"/>
       <w:pgMar w:top="936" w:right="1080" w:bottom="936" w:left="1080" w:header="720" w:footer="720" w:gutter="0"/>
       <w:cols w:space="720"/>
@@ -3307,7 +2149,7 @@
       <w:rPr>
         <w:sz w:val="18"/>
       </w:rPr>
-      <w:t>Last modified: September 14, 2026 12:26 AM EDT * Rodney Radford</w:t>
+      <w:t>Last modified: September 14, 2026 12:26 AM * Rodney Radford</w:t>
     </w:r>
   </w:p>
 </w:ftr>
@@ -3336,6 +2178,36 @@
     </w:p>
   </w:footnote>
 </w:footnotes>
+</file>
+
+<file path=word/header1.xml><?xml version="1.0" encoding="utf-8"?>
+<w:hdr xmlns:wpc="http://schemas.microsoft.com/office/word/2010/wordprocessingCanvas" xmlns:cx="http://schemas.microsoft.com/office/drawing/2014/chartex" xmlns:cx1="http://schemas.microsoft.com/office/drawing/2015/9/8/chartex" xmlns:cx2="http://schemas.microsoft.com/office/drawing/2015/10/21/chartex" xmlns:cx3="http://schemas.microsoft.com/office/drawing/2016/5/9/chartex" xmlns:cx4="http://schemas.microsoft.com/office/drawing/2016/5/10/chartex" xmlns:cx5="http://schemas.microsoft.com/office/drawing/2016/5/11/chartex" xmlns:cx6="http://schemas.microsoft.com/office/drawing/2016/5/12/chartex" xmlns:cx7="http://schemas.microsoft.com/office/drawing/2016/5/13/chartex" xmlns:cx8="http://schemas.microsoft.com/office/drawing/2016/5/14/chartex" xmlns:mc="http://schemas.openxmlformats.org/markup-compatibility/2006" xmlns:aink="http://schemas.microsoft.com/office/drawing/2016/ink" xmlns:am3d="http://schemas.microsoft.com/office/drawing/2017/model3d" xmlns:o="urn:schemas-microsoft-com:office:office" xmlns:oel="http://schemas.microsoft.com/office/2019/extlst" xmlns:r="http://schemas.openxmlformats.org/officeDocument/2006/relationships" xmlns:m="http://schemas.openxmlformats.org/officeDocument/2006/math" xmlns:v="urn:schemas-microsoft-com:vml" xmlns:wp14="http://schemas.microsoft.com/office/word/2010/wordprocessingDrawing" xmlns:wp="http://schemas.openxmlformats.org/drawingml/2006/wordprocessingDrawing" xmlns:w10="urn:schemas-microsoft-com:office:word" xmlns:w="http://schemas.openxmlformats.org/wordprocessingml/2006/main" xmlns:w14="http://schemas.microsoft.com/office/word/2010/wordml" xmlns:w15="http://schemas.microsoft.com/office/word/2012/wordml" xmlns:w16cex="http://schemas.microsoft.com/office/word/2018/wordml/cex" xmlns:w16cid="http://schemas.microsoft.com/office/word/2016/wordml/cid" xmlns:w16="http://schemas.microsoft.com/office/word/2018/wordml" xmlns:w16sdtdh="http://schemas.microsoft.com/office/word/2020/wordml/sdtdatahash" xmlns:w16se="http://schemas.microsoft.com/office/word/2015/wordml/symex" xmlns:wpg="http://schemas.microsoft.com/office/word/2010/wordprocessingGroup" xmlns:wpi="http://schemas.microsoft.com/office/word/2010/wordprocessingInk" xmlns:wne="http://schemas.microsoft.com/office/word/2006/wordml" xmlns:wps="http://schemas.microsoft.com/office/word/2010/wordprocessingShape" mc:Ignorable="w14 w15 w16se w16cid w16 w16cex w16sdtdh wp14">
+  <w:p>
+    <w:pPr>
+      <w:pStyle w:val="Header"/>
+    </w:pPr>
+  </w:p>
+</w:hdr>
+</file>
+
+<file path=word/header2.xml><?xml version="1.0" encoding="utf-8"?>
+<w:hdr xmlns:wpc="http://schemas.microsoft.com/office/word/2010/wordprocessingCanvas" xmlns:cx="http://schemas.microsoft.com/office/drawing/2014/chartex" xmlns:cx1="http://schemas.microsoft.com/office/drawing/2015/9/8/chartex" xmlns:cx2="http://schemas.microsoft.com/office/drawing/2015/10/21/chartex" xmlns:cx3="http://schemas.microsoft.com/office/drawing/2016/5/9/chartex" xmlns:cx4="http://schemas.microsoft.com/office/drawing/2016/5/10/chartex" xmlns:cx5="http://schemas.microsoft.com/office/drawing/2016/5/11/chartex" xmlns:cx6="http://schemas.microsoft.com/office/drawing/2016/5/12/chartex" xmlns:cx7="http://schemas.microsoft.com/office/drawing/2016/5/13/chartex" xmlns:cx8="http://schemas.microsoft.com/office/drawing/2016/5/14/chartex" xmlns:mc="http://schemas.openxmlformats.org/markup-compatibility/2006" xmlns:aink="http://schemas.microsoft.com/office/drawing/2016/ink" xmlns:am3d="http://schemas.microsoft.com/office/drawing/2017/model3d" xmlns:o="urn:schemas-microsoft-com:office:office" xmlns:oel="http://schemas.microsoft.com/office/2019/extlst" xmlns:r="http://schemas.openxmlformats.org/officeDocument/2006/relationships" xmlns:m="http://schemas.openxmlformats.org/officeDocument/2006/math" xmlns:v="urn:schemas-microsoft-com:vml" xmlns:wp14="http://schemas.microsoft.com/office/word/2010/wordprocessingDrawing" xmlns:wp="http://schemas.openxmlformats.org/drawingml/2006/wordprocessingDrawing" xmlns:w10="urn:schemas-microsoft-com:office:word" xmlns:w="http://schemas.openxmlformats.org/wordprocessingml/2006/main" xmlns:w14="http://schemas.microsoft.com/office/word/2010/wordml" xmlns:w15="http://schemas.microsoft.com/office/word/2012/wordml" xmlns:w16cex="http://schemas.microsoft.com/office/word/2018/wordml/cex" xmlns:w16cid="http://schemas.microsoft.com/office/word/2016/wordml/cid" xmlns:w16="http://schemas.microsoft.com/office/word/2018/wordml" xmlns:w16sdtdh="http://schemas.microsoft.com/office/word/2020/wordml/sdtdatahash" xmlns:w16se="http://schemas.microsoft.com/office/word/2015/wordml/symex" xmlns:wpg="http://schemas.microsoft.com/office/word/2010/wordprocessingGroup" xmlns:wpi="http://schemas.microsoft.com/office/word/2010/wordprocessingInk" xmlns:wne="http://schemas.microsoft.com/office/word/2006/wordml" xmlns:wps="http://schemas.microsoft.com/office/word/2010/wordprocessingShape" mc:Ignorable="w14 w15 w16se w16cid w16 w16cex w16sdtdh wp14">
+  <w:p>
+    <w:pPr>
+      <w:pStyle w:val="Header"/>
+    </w:pPr>
+  </w:p>
+</w:hdr>
+</file>
+
+<file path=word/header3.xml><?xml version="1.0" encoding="utf-8"?>
+<w:hdr xmlns:wpc="http://schemas.microsoft.com/office/word/2010/wordprocessingCanvas" xmlns:cx="http://schemas.microsoft.com/office/drawing/2014/chartex" xmlns:cx1="http://schemas.microsoft.com/office/drawing/2015/9/8/chartex" xmlns:cx2="http://schemas.microsoft.com/office/drawing/2015/10/21/chartex" xmlns:cx3="http://schemas.microsoft.com/office/drawing/2016/5/9/chartex" xmlns:cx4="http://schemas.microsoft.com/office/drawing/2016/5/10/chartex" xmlns:cx5="http://schemas.microsoft.com/office/drawing/2016/5/11/chartex" xmlns:cx6="http://schemas.microsoft.com/office/drawing/2016/5/12/chartex" xmlns:cx7="http://schemas.microsoft.com/office/drawing/2016/5/13/chartex" xmlns:cx8="http://schemas.microsoft.com/office/drawing/2016/5/14/chartex" xmlns:mc="http://schemas.openxmlformats.org/markup-compatibility/2006" xmlns:aink="http://schemas.microsoft.com/office/drawing/2016/ink" xmlns:am3d="http://schemas.microsoft.com/office/drawing/2017/model3d" xmlns:o="urn:schemas-microsoft-com:office:office" xmlns:oel="http://schemas.microsoft.com/office/2019/extlst" xmlns:r="http://schemas.openxmlformats.org/officeDocument/2006/relationships" xmlns:m="http://schemas.openxmlformats.org/officeDocument/2006/math" xmlns:v="urn:schemas-microsoft-com:vml" xmlns:wp14="http://schemas.microsoft.com/office/word/2010/wordprocessingDrawing" xmlns:wp="http://schemas.openxmlformats.org/drawingml/2006/wordprocessingDrawing" xmlns:w10="urn:schemas-microsoft-com:office:word" xmlns:w="http://schemas.openxmlformats.org/wordprocessingml/2006/main" xmlns:w14="http://schemas.microsoft.com/office/word/2010/wordml" xmlns:w15="http://schemas.microsoft.com/office/word/2012/wordml" xmlns:w16cex="http://schemas.microsoft.com/office/word/2018/wordml/cex" xmlns:w16cid="http://schemas.microsoft.com/office/word/2016/wordml/cid" xmlns:w16="http://schemas.microsoft.com/office/word/2018/wordml" xmlns:w16sdtdh="http://schemas.microsoft.com/office/word/2020/wordml/sdtdatahash" xmlns:w16se="http://schemas.microsoft.com/office/word/2015/wordml/symex" xmlns:wpg="http://schemas.microsoft.com/office/word/2010/wordprocessingGroup" xmlns:wpi="http://schemas.microsoft.com/office/word/2010/wordprocessingInk" xmlns:wne="http://schemas.microsoft.com/office/word/2006/wordml" xmlns:wps="http://schemas.microsoft.com/office/word/2010/wordprocessingShape" mc:Ignorable="w14 w15 w16se w16cid w16 w16cex w16sdtdh wp14">
+  <w:p>
+    <w:pPr>
+      <w:pStyle w:val="Header"/>
+    </w:pPr>
+  </w:p>
+</w:hdr>
 </file>
 
 <file path=word/numbering.xml><?xml version="1.0" encoding="utf-8"?>
